--- a/lessons/7-3-group1/homework.docx
+++ b/lessons/7-3-group1/homework.docx
@@ -80,7 +80,7 @@
         <w:spacing w:after="60" w:before="0"/>
       </w:pPr>
       <w:r>
-        <w:t xml:space="preserve">Content: With my small group, I can identify integers and find their absolute value — one step at a time, with support.</w:t>
+        <w:t xml:space="preserve">Content: With my small group, I can find the absolute value of a rational number — an integer, fraction, or decimal — as its distance from zero — one step at a time, with support.</w:t>
       </w:r>
     </w:p>
     <w:p>
@@ -484,6 +484,69 @@
     </w:p>
     <w:p>
       <w:pPr>
+        <w:keepNext/>
+        <w:spacing w:after="20" w:before="80"/>
+        <w:jc w:val="center"/>
+      </w:pPr>
+      <w:r>
+        <w:drawing>
+          <wp:inline distT="0" distB="0" distL="0" distR="0">
+            <wp:extent cx="1047750" cy="790575"/>
+            <wp:effectExtent t="0" r="0" b="0" l="0"/>
+            <wp:docPr id="1" name="" descr="" title=""/>
+            <wp:cNvGraphicFramePr>
+              <a:graphicFrameLocks xmlns:a="http://schemas.openxmlformats.org/drawingml/2006/main" noChangeAspect="1"/>
+            </wp:cNvGraphicFramePr>
+            <a:graphic xmlns:a="http://schemas.openxmlformats.org/drawingml/2006/main">
+              <a:graphicData uri="http://schemas.openxmlformats.org/drawingml/2006/picture">
+                <pic:pic xmlns:pic="http://schemas.openxmlformats.org/drawingml/2006/picture">
+                  <pic:nvPicPr>
+                    <pic:cNvPr id="0" name="" descr=""/>
+                    <pic:cNvPicPr>
+                      <a:picLocks noChangeAspect="1" noChangeArrowheads="1"/>
+                    </pic:cNvPicPr>
+                  </pic:nvPicPr>
+                  <pic:blipFill>
+                    <a:blip r:embed="rId13" cstate="none"/>
+                    <a:srcRect/>
+                    <a:stretch>
+                      <a:fillRect/>
+                    </a:stretch>
+                  </pic:blipFill>
+                  <pic:spPr bwMode="auto">
+                    <a:xfrm>
+                      <a:off x="0" y="0"/>
+                      <a:ext cx="1047750" cy="790575"/>
+                    </a:xfrm>
+                    <a:prstGeom prst="rect">
+                      <a:avLst/>
+                    </a:prstGeom>
+                  </pic:spPr>
+                </pic:pic>
+              </a:graphicData>
+            </a:graphic>
+          </wp:inline>
+        </w:drawing>
+      </w:r>
+    </w:p>
+    <w:p>
+      <w:pPr>
+        <w:keepNext/>
+        <w:spacing w:after="120"/>
+      </w:pPr>
+      <w:r>
+        <w:rPr>
+          <w:b/>
+          <w:bCs/>
+        </w:rPr>
+        <w:t xml:space="preserve">Rational number (Número racional)</w:t>
+      </w:r>
+      <w:r>
+        <w:t xml:space="preserve"> — A number that can be written as a fraction of two integers, with a bottom number that is not zero.</w:t>
+      </w:r>
+    </w:p>
+    <w:p>
+      <w:pPr>
         <w:pStyle w:val="Heading2"/>
         <w:spacing w:after="120" w:before="240"/>
       </w:pPr>
@@ -626,39 +689,39 @@
           <w:b/>
           <w:bCs/>
         </w:rPr>
-        <w:t xml:space="preserve">3. On a frosty morning at the mountain cache, the thermometer reads -8 degrees. What is the absolute value of -8?</w:t>
-      </w:r>
-    </w:p>
-    <w:p>
-      <w:pPr>
-        <w:spacing w:after="40" w:before="0"/>
-      </w:pPr>
-      <w:r>
-        <w:t xml:space="preserve">     A. 8</w:t>
-      </w:r>
-    </w:p>
-    <w:p>
-      <w:pPr>
-        <w:spacing w:after="40" w:before="0"/>
-      </w:pPr>
-      <w:r>
-        <w:t xml:space="preserve">     B. -8</w:t>
-      </w:r>
-    </w:p>
-    <w:p>
-      <w:pPr>
-        <w:spacing w:after="40" w:before="0"/>
-      </w:pPr>
-      <w:r>
-        <w:t xml:space="preserve">     C. 0</w:t>
-      </w:r>
-    </w:p>
-    <w:p>
-      <w:pPr>
-        <w:spacing w:after="40" w:before="0"/>
-      </w:pPr>
-      <w:r>
-        <w:t xml:space="preserve">     D. 16</w:t>
+        <w:t xml:space="preserve">3. Which statement about absolute value is TRUE?</w:t>
+      </w:r>
+    </w:p>
+    <w:p>
+      <w:pPr>
+        <w:spacing w:after="40" w:before="0"/>
+      </w:pPr>
+      <w:r>
+        <w:t xml:space="preserve">     A. |-4| = |4| because both are 4 units from zero</w:t>
+      </w:r>
+    </w:p>
+    <w:p>
+      <w:pPr>
+        <w:spacing w:after="40" w:before="0"/>
+      </w:pPr>
+      <w:r>
+        <w:t xml:space="preserve">     B. |-4| = -4 because the number is negative</w:t>
+      </w:r>
+    </w:p>
+    <w:p>
+      <w:pPr>
+        <w:spacing w:after="40" w:before="0"/>
+      </w:pPr>
+      <w:r>
+        <w:t xml:space="preserve">     C. |4| &gt; |-4| because positive is always bigger</w:t>
+      </w:r>
+    </w:p>
+    <w:p>
+      <w:pPr>
+        <w:spacing w:after="40" w:before="0"/>
+      </w:pPr>
+      <w:r>
+        <w:t xml:space="preserve">     D. |-4| = 0 because negatives cancel out</w:t>
       </w:r>
     </w:p>
     <w:p>
@@ -681,141 +744,31 @@
           <w:b/>
           <w:bCs/>
         </w:rPr>
-        <w:t xml:space="preserve">4. Two treasure sites report their temperatures: -5 degrees F at the Ice Cave and -2 degrees F at the Frozen Dock. Which site is COLDER?</w:t>
-      </w:r>
-    </w:p>
-    <w:p>
-      <w:pPr>
-        <w:spacing w:after="40" w:before="0"/>
-      </w:pPr>
-      <w:r>
-        <w:t xml:space="preserve">     A. -5 degrees F (Ice Cave)</w:t>
-      </w:r>
-    </w:p>
-    <w:p>
-      <w:pPr>
-        <w:spacing w:after="40" w:before="0"/>
-      </w:pPr>
-      <w:r>
-        <w:t xml:space="preserve">     B. -2 degrees F (Frozen Dock)</w:t>
-      </w:r>
-    </w:p>
-    <w:p>
-      <w:pPr>
-        <w:spacing w:after="40" w:before="0"/>
-      </w:pPr>
-      <w:r>
-        <w:t xml:space="preserve">     C. They are the same</w:t>
-      </w:r>
-    </w:p>
-    <w:p>
-      <w:pPr>
-        <w:spacing w:after="40" w:before="0"/>
-      </w:pPr>
-      <w:r>
-        <w:t xml:space="preserve">     D. Neither is below zero</w:t>
-      </w:r>
-    </w:p>
-    <w:p>
-      <w:pPr>
-        <w:spacing w:after="60" w:before="120"/>
-      </w:pPr>
-      <w:r>
-        <w:rPr>
-          <w:color w:val="BBBBBB"/>
-        </w:rPr>
-        <w:t xml:space="preserve">______________________________________________________________________</w:t>
-      </w:r>
-    </w:p>
-    <w:p>
-      <w:pPr>
-        <w:spacing w:after="80" w:before="0"/>
-      </w:pPr>
-      <w:r>
-        <w:rPr>
-          <w:b/>
-          <w:bCs/>
-        </w:rPr>
-        <w:t xml:space="preserve">5. Captain Vega compares |-12| (a deep cave) and |7| (a hilltop). Which absolute value is GREATER?</w:t>
-      </w:r>
-    </w:p>
-    <w:p>
-      <w:pPr>
-        <w:spacing w:after="40" w:before="0"/>
-      </w:pPr>
-      <w:r>
-        <w:t xml:space="preserve">     A. |-12| because 12 &gt; 7</w:t>
-      </w:r>
-    </w:p>
-    <w:p>
-      <w:pPr>
-        <w:spacing w:after="40" w:before="0"/>
-      </w:pPr>
-      <w:r>
-        <w:t xml:space="preserve">     B. |7| because 7 is positive</w:t>
-      </w:r>
-    </w:p>
-    <w:p>
-      <w:pPr>
-        <w:spacing w:after="40" w:before="0"/>
-      </w:pPr>
-      <w:r>
-        <w:t xml:space="preserve">     C. They are equal</w:t>
-      </w:r>
-    </w:p>
-    <w:p>
-      <w:pPr>
-        <w:spacing w:after="40" w:before="0"/>
-      </w:pPr>
-      <w:r>
-        <w:t xml:space="preserve">     D. |-12| = -12, so |7| is greater</w:t>
-      </w:r>
-    </w:p>
-    <w:p>
-      <w:pPr>
-        <w:spacing w:after="60" w:before="120"/>
-      </w:pPr>
-      <w:r>
-        <w:rPr>
-          <w:color w:val="BBBBBB"/>
-        </w:rPr>
-        <w:t xml:space="preserve">______________________________________________________________________</w:t>
-      </w:r>
-    </w:p>
-    <w:p>
-      <w:pPr>
-        <w:spacing w:after="80" w:before="0"/>
-      </w:pPr>
-      <w:r>
-        <w:rPr>
-          <w:b/>
-          <w:bCs/>
-        </w:rPr>
-        <w:t xml:space="preserve">6. Level 2 Extension — The Colder Temperature Mistake</w:t>
-      </w:r>
-    </w:p>
-    <w:p>
-      <w:pPr>
-        <w:spacing w:after="40" w:before="0"/>
-      </w:pPr>
-      <w:r>
-        <w:t xml:space="preserve">   Step 1 (Mission): Captain Vega asks: which is colder, -8 degrees F or -2 degrees F?</w:t>
-      </w:r>
-    </w:p>
-    <w:p>
-      <w:pPr>
-        <w:spacing w:after="40" w:before="0"/>
-      </w:pPr>
-      <w:r>
-        <w:t xml:space="preserve">   Step 2 (Crew member's reasoning): 8 is bigger than 2, so -8 must be the warmer one.</w:t>
-      </w:r>
-    </w:p>
-    <w:p>
-      <w:pPr>
-        <w:spacing w:after="40" w:before="0"/>
-      </w:pPr>
-      <w:r>
-        <w:t xml:space="preserve">   Step 3 (Crew member's answer): -2 degrees F is colder than -8 degrees F.</w:t>
+        <w:t xml:space="preserve">4. Confusing Opposite with Absolute Value</w:t>
+      </w:r>
+    </w:p>
+    <w:p>
+      <w:pPr>
+        <w:spacing w:after="40" w:before="0"/>
+      </w:pPr>
+      <w:r>
+        <w:t xml:space="preserve">   Step 1 (Problem): Complete the table for the integer 9: find its absolute value and its opposite.</w:t>
+      </w:r>
+    </w:p>
+    <w:p>
+      <w:pPr>
+        <w:spacing w:after="40" w:before="0"/>
+      </w:pPr>
+      <w:r>
+        <w:t xml:space="preserve">   Step 2 (Student's thinking): Absolute value and opposite both just make a number positive, so they should give the same answer as each other.</w:t>
+      </w:r>
+    </w:p>
+    <w:p>
+      <w:pPr>
+        <w:spacing w:after="40" w:before="0"/>
+      </w:pPr>
+      <w:r>
+        <w:t xml:space="preserve">   Step 3 (Student's answer): Absolute value of 9 = 9, and opposite of 9 = 9.</w:t>
       </w:r>
     </w:p>
     <w:p>
@@ -872,174 +825,309 @@
           <w:b/>
           <w:bCs/>
         </w:rPr>
-        <w:t xml:space="preserve">7. Find the Absolute Value Error</w:t>
-      </w:r>
-    </w:p>
-    <w:p>
-      <w:pPr>
-        <w:spacing w:after="40" w:before="0"/>
-      </w:pPr>
-      <w:r>
-        <w:t xml:space="preserve">   Step 1 (Problem): Find |-6|</w:t>
-      </w:r>
-    </w:p>
-    <w:p>
-      <w:pPr>
-        <w:spacing w:after="40" w:before="0"/>
-      </w:pPr>
-      <w:r>
-        <w:t xml:space="preserve">   Step 2 (Student thinking): The number is -6, and absolute value makes it the opposite</w:t>
-      </w:r>
-    </w:p>
-    <w:p>
-      <w:pPr>
-        <w:spacing w:after="40" w:before="0"/>
-      </w:pPr>
-      <w:r>
-        <w:t xml:space="preserve">   Step 3 (Student answer): |-6| = 6, and since we take the opposite, the answer is -6</w:t>
-      </w:r>
-    </w:p>
-    <w:p>
-      <w:pPr>
-        <w:spacing w:after="60" w:before="0"/>
+        <w:t xml:space="preserve">5. Which number has the LEAST absolute value: −1.5, 0.75, −1/4, or 2?</w:t>
+      </w:r>
+    </w:p>
+    <w:p>
+      <w:pPr>
+        <w:spacing w:after="40" w:before="0"/>
+      </w:pPr>
+      <w:r>
+        <w:t xml:space="preserve">     A. −1/4</w:t>
+      </w:r>
+    </w:p>
+    <w:p>
+      <w:pPr>
+        <w:spacing w:after="40" w:before="0"/>
+      </w:pPr>
+      <w:r>
+        <w:t xml:space="preserve">     B. 0.75</w:t>
+      </w:r>
+    </w:p>
+    <w:p>
+      <w:pPr>
+        <w:spacing w:after="40" w:before="0"/>
+      </w:pPr>
+      <w:r>
+        <w:t xml:space="preserve">     C. −1.5</w:t>
+      </w:r>
+    </w:p>
+    <w:p>
+      <w:pPr>
+        <w:spacing w:after="40" w:before="0"/>
+      </w:pPr>
+      <w:r>
+        <w:t xml:space="preserve">     D. 2</w:t>
+      </w:r>
+    </w:p>
+    <w:p>
+      <w:pPr>
+        <w:spacing w:after="60" w:before="120"/>
+      </w:pPr>
+      <w:r>
+        <w:rPr>
+          <w:color w:val="BBBBBB"/>
+        </w:rPr>
+        <w:t xml:space="preserve">______________________________________________________________________</w:t>
+      </w:r>
+    </w:p>
+    <w:p>
+      <w:pPr>
+        <w:spacing w:after="80" w:before="0"/>
+      </w:pPr>
+      <w:r>
+        <w:rPr>
+          <w:b/>
+          <w:bCs/>
+        </w:rPr>
+        <w:t xml:space="preserve">6. On a frosty morning at the mountain cache, the thermometer reads -8 degrees. What is the absolute value of -8?</w:t>
+      </w:r>
+    </w:p>
+    <w:p>
+      <w:pPr>
+        <w:spacing w:after="40" w:before="0"/>
+      </w:pPr>
+      <w:r>
+        <w:t xml:space="preserve">     A. 8</w:t>
+      </w:r>
+    </w:p>
+    <w:p>
+      <w:pPr>
+        <w:spacing w:after="40" w:before="0"/>
+      </w:pPr>
+      <w:r>
+        <w:t xml:space="preserve">     B. -8</w:t>
+      </w:r>
+    </w:p>
+    <w:p>
+      <w:pPr>
+        <w:spacing w:after="40" w:before="0"/>
+      </w:pPr>
+      <w:r>
+        <w:t xml:space="preserve">     C. 0</w:t>
+      </w:r>
+    </w:p>
+    <w:p>
+      <w:pPr>
+        <w:spacing w:after="40" w:before="0"/>
+      </w:pPr>
+      <w:r>
+        <w:t xml:space="preserve">     D. 16</w:t>
+      </w:r>
+    </w:p>
+    <w:p>
+      <w:pPr>
+        <w:spacing w:after="60" w:before="120"/>
+      </w:pPr>
+      <w:r>
+        <w:rPr>
+          <w:color w:val="BBBBBB"/>
+        </w:rPr>
+        <w:t xml:space="preserve">______________________________________________________________________</w:t>
+      </w:r>
+    </w:p>
+    <w:p>
+      <w:pPr>
+        <w:spacing w:after="80" w:before="0"/>
+      </w:pPr>
+      <w:r>
+        <w:rPr>
+          <w:b/>
+          <w:bCs/>
+        </w:rPr>
+        <w:t xml:space="preserve">7. Two treasure sites report their temperatures: -5 degrees F at the Ice Cave and -2 degrees F at the Frozen Dock. Which site is COLDER?</w:t>
+      </w:r>
+    </w:p>
+    <w:p>
+      <w:pPr>
+        <w:spacing w:after="40" w:before="0"/>
+      </w:pPr>
+      <w:r>
+        <w:t xml:space="preserve">     A. -5 degrees F (Ice Cave)</w:t>
+      </w:r>
+    </w:p>
+    <w:p>
+      <w:pPr>
+        <w:spacing w:after="40" w:before="0"/>
+      </w:pPr>
+      <w:r>
+        <w:t xml:space="preserve">     B. -2 degrees F (Frozen Dock)</w:t>
+      </w:r>
+    </w:p>
+    <w:p>
+      <w:pPr>
+        <w:spacing w:after="40" w:before="0"/>
+      </w:pPr>
+      <w:r>
+        <w:t xml:space="preserve">     C. They are the same</w:t>
+      </w:r>
+    </w:p>
+    <w:p>
+      <w:pPr>
+        <w:spacing w:after="40" w:before="0"/>
+      </w:pPr>
+      <w:r>
+        <w:t xml:space="preserve">     D. Neither is below zero</w:t>
+      </w:r>
+    </w:p>
+    <w:p>
+      <w:pPr>
+        <w:spacing w:after="60" w:before="120"/>
+      </w:pPr>
+      <w:r>
+        <w:rPr>
+          <w:color w:val="BBBBBB"/>
+        </w:rPr>
+        <w:t xml:space="preserve">______________________________________________________________________</w:t>
+      </w:r>
+    </w:p>
+    <w:p>
+      <w:pPr>
+        <w:spacing w:after="80" w:before="0"/>
+      </w:pPr>
+      <w:r>
+        <w:rPr>
+          <w:b/>
+          <w:bCs/>
+        </w:rPr>
+        <w:t xml:space="preserve">8. Captain Vega compares |-12| (a deep cave) and |7| (a hilltop). Which absolute value is GREATER?</w:t>
+      </w:r>
+    </w:p>
+    <w:p>
+      <w:pPr>
+        <w:spacing w:after="40" w:before="0"/>
+      </w:pPr>
+      <w:r>
+        <w:t xml:space="preserve">     A. |-12| because 12 &gt; 7</w:t>
+      </w:r>
+    </w:p>
+    <w:p>
+      <w:pPr>
+        <w:spacing w:after="40" w:before="0"/>
+      </w:pPr>
+      <w:r>
+        <w:t xml:space="preserve">     B. |7| because 7 is positive</w:t>
+      </w:r>
+    </w:p>
+    <w:p>
+      <w:pPr>
+        <w:spacing w:after="40" w:before="0"/>
+      </w:pPr>
+      <w:r>
+        <w:t xml:space="preserve">     C. They are equal</w:t>
+      </w:r>
+    </w:p>
+    <w:p>
+      <w:pPr>
+        <w:spacing w:after="40" w:before="0"/>
+      </w:pPr>
+      <w:r>
+        <w:t xml:space="preserve">     D. |-12| = -12, so |7| is greater</w:t>
+      </w:r>
+    </w:p>
+    <w:p>
+      <w:pPr>
+        <w:spacing w:after="60" w:before="120"/>
+      </w:pPr>
+      <w:r>
+        <w:rPr>
+          <w:color w:val="BBBBBB"/>
+        </w:rPr>
+        <w:t xml:space="preserve">______________________________________________________________________</w:t>
+      </w:r>
+    </w:p>
+    <w:p>
+      <w:r>
+        <w:br w:type="page"/>
+      </w:r>
+    </w:p>
+    <w:p>
+      <w:pPr>
+        <w:pStyle w:val="Heading1"/>
+        <w:spacing w:after="120"/>
+      </w:pPr>
+      <w:r>
+        <w:rPr>
+          <w:b/>
+          <w:bCs/>
+        </w:rPr>
+        <w:t xml:space="preserve">Answer Key (Teacher)</w:t>
+      </w:r>
+    </w:p>
+    <w:p>
+      <w:pPr>
+        <w:spacing w:after="40" w:before="0"/>
+      </w:pPr>
+      <w:r>
+        <w:rPr>
+          <w:b/>
+          <w:bCs/>
+        </w:rPr>
+        <w:t xml:space="preserve">1. A. 9</w:t>
+      </w:r>
+    </w:p>
+    <w:p>
+      <w:pPr>
+        <w:spacing w:after="20" w:before="0"/>
+      </w:pPr>
+      <w:r>
+        <w:t xml:space="preserve">     Absolute value is the distance from zero. -9 is 9 units from zero, so |-9| = 9.</w:t>
+      </w:r>
+    </w:p>
+    <w:p>
+      <w:pPr>
+        <w:spacing w:after="80" w:before="0"/>
       </w:pPr>
       <w:r>
         <w:rPr>
           <w:i/>
           <w:iCs/>
         </w:rPr>
-        <w:t xml:space="preserve">Which step has the mistake? Explain and fix it:</w:t>
-      </w:r>
-    </w:p>
-    <w:p>
-      <w:pPr>
-        <w:spacing w:after="60" w:before="120"/>
-      </w:pPr>
-      <w:r>
-        <w:rPr>
-          <w:color w:val="BBBBBB"/>
-        </w:rPr>
-        <w:t xml:space="preserve">______________________________________________________________________</w:t>
-      </w:r>
-    </w:p>
-    <w:p>
-      <w:pPr>
-        <w:spacing w:after="60" w:before="120"/>
-      </w:pPr>
-      <w:r>
-        <w:rPr>
-          <w:color w:val="BBBBBB"/>
-        </w:rPr>
-        <w:t xml:space="preserve">______________________________________________________________________</w:t>
-      </w:r>
-    </w:p>
-    <w:p>
-      <w:pPr>
-        <w:spacing w:after="60" w:before="120"/>
-      </w:pPr>
-      <w:r>
-        <w:rPr>
-          <w:color w:val="BBBBBB"/>
-        </w:rPr>
-        <w:t xml:space="preserve">______________________________________________________________________</w:t>
+        <w:t xml:space="preserve">     Watch for: A common mistake in Integers and Absolute Value is judging size by the digits alone instead of position on the number line — students think -8 is 'more' than -3 because 8 &gt; 3, when really -8 sits farther left (colder, deeper, or lower) and is actually the SMALLER integer. Absolute value measures distance from zero and is always positive or zero, but that distance does not decide which integer is greater — only left-to-right order on the number line does. Before you submit, ask: am I comparing distance from zero (absolute value) or position on the number line (greater/less than)?</w:t>
+      </w:r>
+    </w:p>
+    <w:p>
+      <w:pPr>
+        <w:spacing w:after="40" w:before="0"/>
+      </w:pPr>
+      <w:r>
+        <w:rPr>
+          <w:b/>
+          <w:bCs/>
+        </w:rPr>
+        <w:t xml:space="preserve">2. A. 7</w:t>
+      </w:r>
+    </w:p>
+    <w:p>
+      <w:pPr>
+        <w:spacing w:after="20" w:before="0"/>
+      </w:pPr>
+      <w:r>
+        <w:t xml:space="preserve">     |-3| = 3, |7| = 7, |-5| = 5, |2| = 2. The greatest absolute value is 7.</w:t>
       </w:r>
     </w:p>
     <w:p>
       <w:pPr>
         <w:spacing w:after="80" w:before="0"/>
-      </w:pPr>
-      <w:r>
-        <w:rPr>
-          <w:b/>
-          <w:bCs/>
-        </w:rPr>
-        <w:t xml:space="preserve">8. A submarine is at -150 meters and a bird is flying at +150 meters. A student says the submarine is closer to sea level because -150 is less than 150. Is the student correct? Explain using absolute value.</w:t>
-      </w:r>
-    </w:p>
-    <w:p>
-      <w:pPr>
-        <w:spacing w:after="60" w:before="0"/>
       </w:pPr>
       <w:r>
         <w:rPr>
           <w:i/>
           <w:iCs/>
         </w:rPr>
-        <w:t xml:space="preserve">Sentence starter: The student is ___ because absolute value measures ___. Since |-150| = ___ and |150| = ___, both are ___ from sea level. The student confused ___ with ___.</w:t>
-      </w:r>
-    </w:p>
-    <w:p>
-      <w:pPr>
-        <w:spacing w:after="60" w:before="120"/>
-      </w:pPr>
-      <w:r>
-        <w:rPr>
-          <w:color w:val="BBBBBB"/>
-        </w:rPr>
-        <w:t xml:space="preserve">______________________________________________________________________</w:t>
-      </w:r>
-    </w:p>
-    <w:p>
-      <w:pPr>
-        <w:spacing w:after="60" w:before="120"/>
-      </w:pPr>
-      <w:r>
-        <w:rPr>
-          <w:color w:val="BBBBBB"/>
-        </w:rPr>
-        <w:t xml:space="preserve">______________________________________________________________________</w:t>
-      </w:r>
-    </w:p>
-    <w:p>
-      <w:pPr>
-        <w:spacing w:after="60" w:before="120"/>
-      </w:pPr>
-      <w:r>
-        <w:rPr>
-          <w:color w:val="BBBBBB"/>
-        </w:rPr>
-        <w:t xml:space="preserve">______________________________________________________________________</w:t>
-      </w:r>
-    </w:p>
-    <w:p>
-      <w:pPr>
-        <w:spacing w:after="60" w:before="120"/>
-      </w:pPr>
-      <w:r>
-        <w:rPr>
-          <w:color w:val="BBBBBB"/>
-        </w:rPr>
-        <w:t xml:space="preserve">______________________________________________________________________</w:t>
-      </w:r>
-    </w:p>
-    <w:p>
-      <w:r>
-        <w:br w:type="page"/>
-      </w:r>
-    </w:p>
-    <w:p>
-      <w:pPr>
-        <w:pStyle w:val="Heading1"/>
-        <w:spacing w:after="120"/>
-      </w:pPr>
-      <w:r>
-        <w:rPr>
-          <w:b/>
-          <w:bCs/>
-        </w:rPr>
-        <w:t xml:space="preserve">Answer Key (Teacher)</w:t>
-      </w:r>
-    </w:p>
-    <w:p>
-      <w:pPr>
-        <w:spacing w:after="40" w:before="0"/>
-      </w:pPr>
-      <w:r>
-        <w:rPr>
-          <w:b/>
-          <w:bCs/>
-        </w:rPr>
-        <w:t xml:space="preserve">1. A. 9</w:t>
+        <w:t xml:space="preserve">     Watch for: A common mistake in Integers and Absolute Value is judging size by the digits alone instead of position on the number line — students think -8 is 'more' than -3 because 8 &gt; 3, when really -8 sits farther left (colder, deeper, or lower) and is actually the SMALLER integer. Absolute value measures distance from zero and is always positive or zero, but that distance does not decide which integer is greater — only left-to-right order on the number line does. Before you submit, ask: am I comparing distance from zero (absolute value) or position on the number line (greater/less than)?</w:t>
+      </w:r>
+    </w:p>
+    <w:p>
+      <w:pPr>
+        <w:spacing w:after="40" w:before="0"/>
+      </w:pPr>
+      <w:r>
+        <w:rPr>
+          <w:b/>
+          <w:bCs/>
+        </w:rPr>
+        <w:t xml:space="preserve">3. A. |-4| = |4| because both are 4 units from zero</w:t>
       </w:r>
     </w:p>
     <w:p>
@@ -1047,7 +1135,7 @@
         <w:spacing w:after="20" w:before="0"/>
       </w:pPr>
       <w:r>
-        <w:t xml:space="preserve">     Absolute value is the distance from zero. -9 is 9 units from zero, so |-9| = 9.</w:t>
+        <w:t xml:space="preserve">     Absolute value measures distance from zero. Both -4 and 4 are 4 units from zero, so |-4| = |4| = 4.</w:t>
       </w:r>
     </w:p>
     <w:p>
@@ -1071,7 +1159,7 @@
           <w:b/>
           <w:bCs/>
         </w:rPr>
-        <w:t xml:space="preserve">2. A. 7</w:t>
+        <w:t xml:space="preserve">4. Confusing Opposite with Absolute Value</w:t>
       </w:r>
     </w:p>
     <w:p>
@@ -1079,7 +1167,43 @@
         <w:spacing w:after="20" w:before="0"/>
       </w:pPr>
       <w:r>
-        <w:t xml:space="preserve">     |-3| = 3, |7| = 7, |-5| = 5, |2| = 2. The greatest absolute value is 7.</w:t>
+        <w:t xml:space="preserve">     The mistake is in Step 2.</w:t>
+      </w:r>
+    </w:p>
+    <w:p>
+      <w:pPr>
+        <w:spacing w:after="20" w:before="0"/>
+      </w:pPr>
+      <w:r>
+        <w:t xml:space="preserve">     Correct work: Absolute value and opposite are different operations. Absolute value measures distance from zero and is never negative: |9| = 9. Opposite reflects a number to the other side of zero, flipping its sign: the opposite of 9 is -9, not 9. The two operations only give the same result for the number 0 — every other number has a different absolute value and opposite.</w:t>
+      </w:r>
+    </w:p>
+    <w:p>
+      <w:pPr>
+        <w:spacing w:after="80" w:before="0"/>
+      </w:pPr>
+      <w:r>
+        <w:t xml:space="preserve">     Watch for: The student's thinking step treats absolute value and opposite as the same operation, but they are not. Absolute value gives the distance from zero, so |9| = 9, while the opposite reflects the number across zero, so the opposite of 9 is -9 — the two only agree for the number 0.</w:t>
+      </w:r>
+    </w:p>
+    <w:p>
+      <w:pPr>
+        <w:spacing w:after="40" w:before="0"/>
+      </w:pPr>
+      <w:r>
+        <w:rPr>
+          <w:b/>
+          <w:bCs/>
+        </w:rPr>
+        <w:t xml:space="preserve">5. A. −1/4</w:t>
+      </w:r>
+    </w:p>
+    <w:p>
+      <w:pPr>
+        <w:spacing w:after="20" w:before="0"/>
+      </w:pPr>
+      <w:r>
+        <w:t xml:space="preserve">     |−1/4| = 0.25, |0.75| = 0.75, |−1.5| = 1.5, |2| = 2. The number CLOSEST to zero — regardless of sign — is −1/4.</w:t>
       </w:r>
     </w:p>
     <w:p>
@@ -1103,7 +1227,7 @@
           <w:b/>
           <w:bCs/>
         </w:rPr>
-        <w:t xml:space="preserve">3. A. 8</w:t>
+        <w:t xml:space="preserve">6. A. 8</w:t>
       </w:r>
     </w:p>
     <w:p>
@@ -1135,7 +1259,7 @@
           <w:b/>
           <w:bCs/>
         </w:rPr>
-        <w:t xml:space="preserve">4. A. -5 degrees F (Ice Cave)</w:t>
+        <w:t xml:space="preserve">7. A. -5 degrees F (Ice Cave)</w:t>
       </w:r>
     </w:p>
     <w:p>
@@ -1167,7 +1291,7 @@
           <w:b/>
           <w:bCs/>
         </w:rPr>
-        <w:t xml:space="preserve">5. A. |-12| because 12 &gt; 7</w:t>
+        <w:t xml:space="preserve">8. A. |-12| because 12 &gt; 7</w:t>
       </w:r>
     </w:p>
     <w:p>
@@ -1188,98 +1312,6 @@
           <w:iCs/>
         </w:rPr>
         <w:t xml:space="preserve">     Watch for: A common mistake in Integers and Absolute Value is judging size by the digits alone instead of position on the number line — students think -8 is 'more' than -3 because 8 &gt; 3, when really -8 sits farther left (colder, deeper, or lower) and is actually the SMALLER integer. Absolute value measures distance from zero and is always positive or zero, but that distance does not decide which integer is greater — only left-to-right order on the number line does. Before you submit, ask: am I comparing distance from zero (absolute value) or position on the number line (greater/less than)?</w:t>
-      </w:r>
-    </w:p>
-    <w:p>
-      <w:pPr>
-        <w:spacing w:after="40" w:before="0"/>
-      </w:pPr>
-      <w:r>
-        <w:rPr>
-          <w:b/>
-          <w:bCs/>
-        </w:rPr>
-        <w:t xml:space="preserve">6. Level 2 Extension — The Colder Temperature Mistake</w:t>
-      </w:r>
-    </w:p>
-    <w:p>
-      <w:pPr>
-        <w:spacing w:after="20" w:before="0"/>
-      </w:pPr>
-      <w:r>
-        <w:t xml:space="preserve">     The mistake is in Step 2.</w:t>
-      </w:r>
-    </w:p>
-    <w:p>
-      <w:pPr>
-        <w:spacing w:after="20" w:before="0"/>
-      </w:pPr>
-      <w:r>
-        <w:t xml:space="preserve">     Correct work: For negative numbers, the one farther left on the number line is colder. -8 is to the LEFT of -2, so -8 degrees F is colder than -2 degrees F. Comparing the digits 8 and 2 only works for positive numbers; with negatives the order flips.</w:t>
-      </w:r>
-    </w:p>
-    <w:p>
-      <w:pPr>
-        <w:spacing w:after="80" w:before="0"/>
-      </w:pPr>
-      <w:r>
-        <w:t xml:space="preserve">     Watch for: The reasoning step compares the digits 8 and 2 as if the numbers were positive. On a number line -8 sits farther left than -2, and farther left means colder, so -8 degrees F is the colder temperature — with negatives, a bigger digit means a smaller value.</w:t>
-      </w:r>
-    </w:p>
-    <w:p>
-      <w:pPr>
-        <w:spacing w:after="40" w:before="0"/>
-      </w:pPr>
-      <w:r>
-        <w:rPr>
-          <w:b/>
-          <w:bCs/>
-        </w:rPr>
-        <w:t xml:space="preserve">7. Find the Absolute Value Error</w:t>
-      </w:r>
-    </w:p>
-    <w:p>
-      <w:pPr>
-        <w:spacing w:after="20" w:before="0"/>
-      </w:pPr>
-      <w:r>
-        <w:t xml:space="preserve">     The mistake is in Step 3.</w:t>
-      </w:r>
-    </w:p>
-    <w:p>
-      <w:pPr>
-        <w:spacing w:after="20" w:before="0"/>
-      </w:pPr>
-      <w:r>
-        <w:t xml:space="preserve">     Correct work: Absolute value gives the DISTANCE from zero, which is always positive or zero. |-6| = 6. The student incorrectly applied 'opposite' a second time.</w:t>
-      </w:r>
-    </w:p>
-    <w:p>
-      <w:pPr>
-        <w:spacing w:after="80" w:before="0"/>
-      </w:pPr>
-      <w:r>
-        <w:t xml:space="preserve">     Watch for: The student found |-6| = 6 correctly and then took the opposite a second time, landing back on -6. Absolute value is a distance from zero, so it stops at 6 — there is no extra sign flip after the bars come off.</w:t>
-      </w:r>
-    </w:p>
-    <w:p>
-      <w:pPr>
-        <w:spacing w:after="40" w:before="0"/>
-      </w:pPr>
-      <w:r>
-        <w:rPr>
-          <w:b/>
-          <w:bCs/>
-        </w:rPr>
-        <w:t xml:space="preserve">8. Open response — answers will vary.</w:t>
-      </w:r>
-    </w:p>
-    <w:p>
-      <w:pPr>
-        <w:spacing w:after="80" w:before="0"/>
-      </w:pPr>
-      <w:r>
-        <w:t xml:space="preserve">     Look for key words: absolute value, distance, sea level, zero, equal, negative, less than, position.</w:t>
       </w:r>
     </w:p>
     <w:sectPr>
